--- a/traffic-light-controller/CG_Surekha_resume.docx
+++ b/traffic-light-controller/CG_Surekha_resume.docx
@@ -739,10 +739,13 @@
         <w:rPr>
           <w:b/>
         </w:rPr>
-        <w:t>MySQL.</w:t>
-      </w:r>
-      <w:r>
-        <w:t xml:space="preserve"> </w:t>
+        <w:t>MySQL</w:t>
+      </w:r>
+      <w:r>
+        <w:rPr>
+          <w:b/>
+        </w:rPr>
+        <w:t>, PostgreSQL</w:t>
       </w:r>
     </w:p>
     <w:p>

--- a/traffic-light-controller/CG_Surekha_resume.docx
+++ b/traffic-light-controller/CG_Surekha_resume.docx
@@ -43,7 +43,13 @@
         <w:t xml:space="preserve"> </w:t>
       </w:r>
       <w:r>
-        <w:t>RAYACHOTI.SUREKHA@CAPGEMINI.COM</w:t>
+        <w:t>surekharb9</w:t>
+      </w:r>
+      <w:r>
+        <w:t>@</w:t>
+      </w:r>
+      <w:r>
+        <w:t>gmail.com</w:t>
       </w:r>
     </w:p>
     <w:p>
@@ -68,10 +74,7 @@
         <w:tab/>
       </w:r>
       <w:r>
-        <w:t>7</w:t>
-      </w:r>
-      <w:r>
-        <w:t>799013148</w:t>
+        <w:t>9845434705</w:t>
       </w:r>
     </w:p>
     <w:p>
